--- a/example_articles/occupations/Multiple/3.occupations_Multiple_New_York_Times.docx
+++ b/example_articles/occupations/Multiple/3.occupations_Multiple_New_York_Times.docx
@@ -27,17 +27,17 @@
     </w:p>
     <w:p>
       <w:r>
-        <w:t>Source File: NYT/40.DOCX</w:t>
+        <w:t>Source file: NYT/40.DOCX</w:t>
       </w:r>
     </w:p>
     <w:p>
       <w:r>
-        <w:t>Raw locations result: ['Pennsylvania']</w:t>
+        <w:t>Raw occupations result, 'occupations': ['Skilled Trades and Manual Labor', 'Service and Maintenance', 'Other']</w:t>
       </w:r>
     </w:p>
     <w:p>
       <w:r>
-        <w:t>occupations_stand_flat (Standardized): Multiple</w:t>
+        <w:t>Standardized occupations result, 'occupations_stand_flat': Multiple</w:t>
       </w:r>
     </w:p>
     <w:p>

--- a/example_articles/occupations/Multiple/3.occupations_Multiple_New_York_Times.docx
+++ b/example_articles/occupations/Multiple/3.occupations_Multiple_New_York_Times.docx
@@ -7,7 +7,7 @@
         <w:pStyle w:val="Heading1"/>
       </w:pPr>
       <w:r>
-        <w:t>Pipe Bomb Explodes in Houston Church</w:t>
+        <w:t>You Lived Through the 80's and Forgot to Get Rich?</w:t>
       </w:r>
     </w:p>
     <w:p>
@@ -17,22 +17,22 @@
     </w:p>
     <w:p>
       <w:r>
-        <w:t>Date: 1990-01-31</w:t>
+        <w:t>Date: 1990-10-14</w:t>
       </w:r>
     </w:p>
     <w:p>
       <w:r>
-        <w:t>Section: Section A; Page 20, Column 1; National Desk</w:t>
+        <w:t>Section: Section 7; Page 9, Column 1; Book Review Desk; Review</w:t>
       </w:r>
     </w:p>
     <w:p>
       <w:r>
-        <w:t>Source file: NYT/40.DOCX</w:t>
+        <w:t>Source file: NYT/43.DOCX</w:t>
       </w:r>
     </w:p>
     <w:p>
       <w:r>
-        <w:t>Raw occupations result, 'occupations': ['Skilled Trades and Manual Labor', 'Service and Maintenance', 'Other']</w:t>
+        <w:t>Raw occupations result, 'occupations': ['Other: factory/line workers (implied)', 'Other: service workers (implied)']</w:t>
       </w:r>
     </w:p>
     <w:p>
@@ -49,49 +49,31 @@
     </w:p>
     <w:p>
       <w:r>
-        <w:t>A pipe bomb apparently mailed to one of Houston's largest churches exploded this morning, injuring the pastor's daughter, the police said.</w:t>
+        <w:t>THE IMPERIAL MIDDLE</w:t>
         <w:br/>
-        <w:t>Federal and local investigators spent much of the day trying to determine whether there was any connection to four mail bombings in the South recently, including two bombs in December that killed a Federal judge near Birmingham, Ala., and a civil rights lawyer in Savannah, Ga.</w:t>
+        <w:t>Why Americans Can't Think Straight About Class.</w:t>
         <w:br/>
-        <w:t>In a statement issued this evening Andrew J. Duffin, special agent in charge of the Federal Bureau of Investigation office in Houston, said a preliminary investigation indicated that ''there does not appear to be any similarities to those bombing devices recovered in the states of Florida, Alabama and Georgia.''</w:t>
+        <w:t>By Benjamin DeMott.</w:t>
         <w:br/>
-        <w:t>The bomb today exploded at the Lakewood Church, an independent charismatic congregation that has a membership of more than 15,000 people almost evenly divided among white, black and Hispanic congregants.</w:t>
+        <w:t>264 pp. New York:</w:t>
         <w:br/>
-        <w:t>Victim in Good Condition</w:t>
+        <w:t>William Morrow &amp; Company.</w:t>
         <w:br/>
-        <w:t>Sgt. J. C. Mosier, a spokesman for the Houston Police Department, said, ''There is no reason to necessarily make a connection to the other bombs, but that possibility cannot be overlooked, and it is being investigated.''</w:t>
+        <w:t>$18.95.</w:t>
         <w:br/>
-        <w:t>The pastor's daughter, Lisa Osteen, suffered relatively minor burns and bruises after opening the package that contained the bomb, but she did not loose consciousness. A spokesman for Ben Taub Hospital, where Miss Osteen received emergency treatment, said she was stable and in good condition.</w:t>
+        <w:t>Not long ago, when I was doing a radio interview on much the same themes Benjamin DeMott addresses in ''The Imperial Middle,'' a woman called in to ask, in a plaintive tone, ''Do we have to talk about class? Why can't we just treat everyone as an individual?'' For this woman, as for so many Americans, class, unlike race or gender, is not a category that helps to explain the individual condition. It is a judgment that admits of no excuses: are you middle-aged and still not middle-class? Someone who lived through the 80's and, somehow, in the flurry, forgot to get rich?</w:t>
         <w:br/>
-        <w:t>The Rev. John Osteen, a former Southern Baptist minister, said of his daughter's injuries: ''The Devil did his best but his best was not enough. We are just going to go on and do the Lord's work. We'll pray for those who have done this. We know that they are sick and that they need help and that Jesus is the answer to their needs.''</w:t>
+        <w:t>But class, no less than race or gender, is a central and sometimes tragic part of each person's story. It leaves its imprint on the personality: a questing, expansionist outlook goes well with trust funds and recreational travel; an aggrieved and narrower view better suits the paycheck-to-paycheck way of life, the cramped apartments and indifferent schools. It leaves deep marks on the body too: bad teeth; chronic, uncorrected health problems; blackened lungs; and ruined backs. And it can be, in all kinds of ways, a determinant of early death. In ''The Imperial Middle,'' Mr. DeMott tells of a black youth, rescued from the ghetto by a scholarship to an elite liberal-arts college, who was faced with a freshman swimming test. All the other youngsters dived in confidently and swam their laps; then this youth dived in - and promptly drowned. Apparently no one had stopped to think that not all children go to summer camp.</w:t>
         <w:br/>
-        <w:t>Miss Osteen, the 30-year-old director of ministries for the church, was opening the package, which was addressed to her father, in the church offices when the bomb exploded at 10:40 A.M.</w:t>
+        <w:t>For this and other reasons, Mr. DeMott, who is the Mellon Professor of Humanities at Amherst College, believes that we do, indeed, have to talk about class. The sturdiest obstacle, he argues, is the American myth of classlessness, which usually presents itself as the belief that we are all middle-class, and that the occasional exception is deviant, suspect and probably dumb. Mr. DeMott excels at exposing the insularity that leads the upper middle class to imagine, among other things, that everyone can swim. Among many instances of class bias in the news media, he brings us two famous anchormen, stroking their chins over Jesse Jackson's support in the 1988 Democratic Presidential primaries and opining that movements of the lower classes have a tendency to ''go awry.'' Or there is the television critic who asks, insultingly, of the working-class heroine on ''Roseanne'': how did she get so smart?</w:t>
         <w:br/>
-        <w:t xml:space="preserve"> </w:t>
+        <w:t>The myth of classlessness is buttressed, in Mr. DeMott's analysis, by what he calls the ''omni syndrome'' - the idea that, whatever our differences, ''each has access to all.'' Lee Iacocca asserts he is a friend of the guys on the line, while George Bush claims to favor pork cracklings over broccoli and to fall asleep to the music of Loretta Lynn and Crystal Gayle. In the grip of the omni syndrome, we lose the ''skills and arts'' of discerning differences. We cannot, at some basic, socially gritty level, tell one person from another, and we are left with an empty notion of the self, free-floating, unscathed by social structures or human contact - the individual of my radio-show caller's concern.</w:t>
         <w:br/>
-        <w:t>Bomb Contained Nails</w:t>
+        <w:t>My only problem with ''The Imperial Middle'' is that it holds back from indicting, in the obvious terms of class, the human agents of obfuscation. Myths have makers, syndromes have etiology, and the layers of gauze over the subject of class were not put there by secretaries or factory hands. Mr. DeMott knows this and notes that the news media are the ''voice of the imperial middle'' and that the myth of classlessness can be seen as a defensive strategy on the part of the professional middle class.</w:t>
         <w:br/>
-        <w:t>Sergeant Mosier said investigators were still trying to determine whether the package had been sent to the church through the mail or by a private delivery service.</w:t>
+        <w:t>These points deserve to be more than noted. Myths of a classless meritocracy are flattering to elites, including, of course, the even more ''imperial'' upper class. So, too, is the recent myth of an incorrigible ''underclass,'' whose failings are said to be so entirely personal and moral that nothing can be done. If it is the ''voice of the imperial middle'' that brings us these myths, then the question ''Why Americans can't think straight about class?'' can be answered more pointedly, like this: we have been misled by our pundits and scholars because they are members of a relative elite - the imperial or professional middle class - which has a stake in obscuring the causes and true dimensions of inequality.</w:t>
         <w:br/>
-        <w:t>He said investigators were not aware of any threats to the church or its ministers. While the church is known throughout the city as a multiracial congregation, the police sergeant said, ''We don't believe it was politically active or involved in civil rights to any large degree.''</w:t>
-        <w:br/>
-        <w:t>The bomb contained nails about 7 or 8 inches long, Sergeant Mosier said. Federal investigators said that the bombs that killed the judge in Alabama and the lawyer in Georgia also contained nails, but that in those cases the nails were less than 2 inches long.</w:t>
-        <w:br/>
-        <w:t>Officials of several Federal agencies are taking part in the investigation here, Sergeant Mosier said, because ''we have an explosive apparently sent through the mails, so this is clearly the kind of thing other law-enforcement agencies need to get involved in.''</w:t>
-        <w:br/>
-        <w:t xml:space="preserve"> </w:t>
-        <w:br/>
-        <w:t>Target Differences Noted</w:t>
-        <w:br/>
-        <w:t>All of the previous bombings took place within the jurisdiction of the United States Court of Appeals for the 11th Circuit, which covers Alabama, Georgia and Florida, and were aimed at the court itself or at people associated with the National Association for the Advancement of Colored People.</w:t>
-        <w:br/>
-        <w:t>Jack Killorin, a spokesman for the Bureau of Alcohol, Tobacco and Firearms in Washington, noted in a telephone interview that the target of today's bombing ''is outside the 11th Circuit'' and is very different from the previous targets.</w:t>
-        <w:br/>
-        <w:t>The church complex, situated in a working-class area northeast of downtown Houston, stands out in a neighborhood dotted with truck stops and industrial parks. A 8,200-seat sanctuary completed 19 months ago includes rooms for the broadcasting of weekly services to 18 television stations around the country.</w:t>
-        <w:br/>
-        <w:t>Among those who have attended services at the Lakewood Church are the King and Queen of Tonga; Charles W. Colson, the Watergate defendant who turned evangelist, and Pat Robertson, the television evangelist who sought the Republican Presidential nomination in 1988.</w:t>
-        <w:br/>
-        <w:t>Mr. Osteen left the Southern Baptist ministry in 1959 to found his own congregation. Services at the church often involve faith healings and speaking in tongues.</w:t>
+        <w:t>But this is not a hard-nosed, ax-grinding kind of book. ''The Imperial Middle'' is a work of cultural criticism, and if it is occasionally a bit elusive, it is also imaginative, challenging and a pleasure to read. For anyone ready to cut through our collective delusions and begin the long overdue talk about class, there could not be a more congenial conversationalist than Mr. DeMott.</w:t>
       </w:r>
     </w:p>
     <w:sectPr>

--- a/example_articles/occupations/Multiple/3.occupations_Multiple_New_York_Times.docx
+++ b/example_articles/occupations/Multiple/3.occupations_Multiple_New_York_Times.docx
@@ -7,7 +7,7 @@
         <w:pStyle w:val="Heading1"/>
       </w:pPr>
       <w:r>
-        <w:t>You Lived Through the 80's and Forgot to Get Rich?</w:t>
+        <w:t>Spaceman, Senator, V.P. Pick? Kamala Harris Sizes Up Mark Kelly.</w:t>
       </w:r>
     </w:p>
     <w:p>
@@ -17,22 +17,22 @@
     </w:p>
     <w:p>
       <w:r>
-        <w:t>Date: 1990-10-14</w:t>
+        <w:t>Date: 2024-07-26</w:t>
       </w:r>
     </w:p>
     <w:p>
       <w:r>
-        <w:t>Section: Section 7; Page 9, Column 1; Book Review Desk; Review</w:t>
+        <w:t>Section: US; politics</w:t>
       </w:r>
     </w:p>
     <w:p>
       <w:r>
-        <w:t>Source file: NYT/43.DOCX</w:t>
+        <w:t>Source file: NYT/2.DOCX</w:t>
       </w:r>
     </w:p>
     <w:p>
       <w:r>
-        <w:t>Raw occupations result, 'occupations': ['Other: factory/line workers (implied)', 'Other: service workers (implied)']</w:t>
+        <w:t>Raw occupations result, 'occupations': ['Other: Border/immigration enforcement-related roles (local police, sheriff deputies)', 'Service']</w:t>
       </w:r>
     </w:p>
     <w:p>
@@ -49,31 +49,83 @@
     </w:p>
     <w:p>
       <w:r>
-        <w:t>THE IMPERIAL MIDDLE</w:t>
+        <w:t>The rugged border lands around Douglas, Ariz., dip through precipitous canyons and shoot skyward on rocky mountain walls, impossible terrain for a 30-foot steel bollard wall but not for the cartels smuggling people and contraband from Mexico.</w:t>
         <w:br/>
-        <w:t>Why Americans Can't Think Straight About Class.</w:t>
+        <w:t>Senator Mark Kelly, an Arizona Democrat under consideration to be Vice President Kamala Harris's running mate, knows this expanse well — a fact that even the state's Republicans acknowledge.</w:t>
         <w:br/>
-        <w:t>By Benjamin DeMott.</w:t>
+        <w:t>Donald Huish, the G.O.P. mayor of Douglas, recounted a phone call with Mr. Kelly two weeks ago, when the two men talked through progress on making the small city an official, expanded port of entry into the United States. The senator has pushed hard for the move, and Mr. Huish has embraced it. Both of them see the plan as a way to inject economic stability into the region and possibly defang the coyotes and cartels prowling the passes.</w:t>
         <w:br/>
-        <w:t>264 pp. New York:</w:t>
+        <w:t>"What gets me about Senator Kelly is, yes, we're in touch with staff on the issues, but he personally calls me on a regular basis, and I feel comfortable calling him," said Mr. Huish, who identifies as a strongly conservative Republican. "I'm sure he's taken some heat from some of his party concerning the border, but he understands it."</w:t>
         <w:br/>
-        <w:t>William Morrow &amp; Company.</w:t>
+        <w:t>Mr. Kelly, 60, is a relative newcomer to politics. But he would bring to the Democratic ticket a résumé as remarkable as any political consultant could dream of: He is the working-class son of New Jersey police officers, a Navy pilot who flew 39 combat missions off the U.S.S. Midway in Operation Desert Storm, and a NASA astronaut and engineer who collected debris from the Columbia disaster, commanded a shuttle as the United States returned to space and flew the Space Shuttle Endeavour's final mission.</w:t>
         <w:br/>
-        <w:t>$18.95.</w:t>
+        <w:t>Oh, and he is married to Gabrielle Giffords, the former Arizona representative whose near-fatal brain injury in a mass shooting made her a symbol against gun violence, in her battleground state and beyond.</w:t>
         <w:br/>
-        <w:t>Not long ago, when I was doing a radio interview on much the same themes Benjamin DeMott addresses in ''The Imperial Middle,'' a woman called in to ask, in a plaintive tone, ''Do we have to talk about class? Why can't we just treat everyone as an individual?'' For this woman, as for so many Americans, class, unlike race or gender, is not a category that helps to explain the individual condition. It is a judgment that admits of no excuses: are you middle-aged and still not middle-class? Someone who lived through the 80's and, somehow, in the flurry, forgot to get rich?</w:t>
+        <w:t>All of that could be hugely helpful to Ms. Harris as she tries to recapture momentum among working-class voters and keep Arizona, where former President Donald J. Trump has been gaining an edge, winnable for Democrats.</w:t>
         <w:br/>
-        <w:t>But class, no less than race or gender, is a central and sometimes tragic part of each person's story. It leaves its imprint on the personality: a questing, expansionist outlook goes well with trust funds and recreational travel; an aggrieved and narrower view better suits the paycheck-to-paycheck way of life, the cramped apartments and indifferent schools. It leaves deep marks on the body too: bad teeth; chronic, uncorrected health problems; blackened lungs; and ruined backs. And it can be, in all kinds of ways, a determinant of early death. In ''The Imperial Middle,'' Mr. DeMott tells of a black youth, rescued from the ghetto by a scholarship to an elite liberal-arts college, who was faced with a freshman swimming test. All the other youngsters dived in confidently and swam their laps; then this youth dived in - and promptly drowned. Apparently no one had stopped to think that not all children go to summer camp.</w:t>
+        <w:t>But Mr. Kelly's special appeal, beyond what other potential running mates from swing states could provide, is his expertise on the technical issues and politics of the U.S.-Mexico border, perhaps Ms. Harris's biggest vulnerability, his backers say.</w:t>
         <w:br/>
-        <w:t>For this and other reasons, Mr. DeMott, who is the Mellon Professor of Humanities at Amherst College, believes that we do, indeed, have to talk about class. The sturdiest obstacle, he argues, is the American myth of classlessness, which usually presents itself as the belief that we are all middle-class, and that the occasional exception is deviant, suspect and probably dumb. Mr. DeMott excels at exposing the insularity that leads the upper middle class to imagine, among other things, that everyone can swim. Among many instances of class bias in the news media, he brings us two famous anchormen, stroking their chins over Jesse Jackson's support in the 1988 Democratic Presidential primaries and opining that movements of the lower classes have a tendency to ''go awry.'' Or there is the television critic who asks, insultingly, of the working-class heroine on ''Roseanne'': how did she get so smart?</w:t>
+        <w:t>"That's why I appreciate Senator Kelly: He sees the dichotomies, the differences, the challenges that are not all the same on the border," Mr. Huish said.</w:t>
         <w:br/>
-        <w:t>The myth of classlessness is buttressed, in Mr. DeMott's analysis, by what he calls the ''omni syndrome'' - the idea that, whatever our differences, ''each has access to all.'' Lee Iacocca asserts he is a friend of the guys on the line, while George Bush claims to favor pork cracklings over broccoli and to fall asleep to the music of Loretta Lynn and Crystal Gayle. In the grip of the omni syndrome, we lose the ''skills and arts'' of discerning differences. We cannot, at some basic, socially gritty level, tell one person from another, and we are left with an empty notion of the self, free-floating, unscathed by social structures or human contact - the individual of my radio-show caller's concern.</w:t>
+        <w:t>A Trump supporter, Mr. Huish said he was not a fan of Ms. Harris. "Her heart's in the right place," he said. "Her policies are in the wrong place." But if Mr. Kelly joined the ticket, he said, it would cause him to "struggle a little bit" with this vote.</w:t>
         <w:br/>
-        <w:t>My only problem with ''The Imperial Middle'' is that it holds back from indicting, in the obvious terms of class, the human agents of obfuscation. Myths have makers, syndromes have etiology, and the layers of gauze over the subject of class were not put there by secretaries or factory hands. Mr. DeMott knows this and notes that the news media are the ''voice of the imperial middle'' and that the myth of classlessness can be seen as a defensive strategy on the part of the professional middle class.</w:t>
+        <w:t>Other vice-presidential contenders, like Gov. Andy Beshear of Kentucky and Gov. Roy Cooper of North Carolina, have made their reputations by winning over Republican voters. Two other governors in the mix, Josh Shapiro of Pennsylvania and Gretchen Whitmer of Michigan, hail from states that are perhaps more crucial to Democratic fortunes than Arizona, which, while President Biden carried it narrowly in 2020, was more of a capstone to his victory than a linchpin.</w:t>
         <w:br/>
-        <w:t>These points deserve to be more than noted. Myths of a classless meritocracy are flattering to elites, including, of course, the even more ''imperial'' upper class. So, too, is the recent myth of an incorrigible ''underclass,'' whose failings are said to be so entirely personal and moral that nothing can be done. If it is the ''voice of the imperial middle'' that brings us these myths, then the question ''Why Americans can't think straight about class?'' can be answered more pointedly, like this: we have been misled by our pundits and scholars because they are members of a relative elite - the imperial or professional middle class - which has a stake in obscuring the causes and true dimensions of inequality.</w:t>
+        <w:t>Mr. Kelly's political identity is tied directly to his appeal to Republicans — not just voters but also politicians and personalities — in a state where the Grand Old Party is bitterly divided between old-line Republicans allied with the legacy of Senator John McCain and a new guard of Trump loyalists who hold their intraparty rivals in contempt.</w:t>
         <w:br/>
-        <w:t>But this is not a hard-nosed, ax-grinding kind of book. ''The Imperial Middle'' is a work of cultural criticism, and if it is occasionally a bit elusive, it is also imaginative, challenging and a pleasure to read. For anyone ready to cut through our collective delusions and begin the long overdue talk about class, there could not be a more congenial conversationalist than Mr. DeMott.</w:t>
+        <w:t>As a fellow Navy combat pilot, Mr. Kelly bonded with Mr. McCain well before he entered politics, when he was best known in the state as Ms. Giffords's husband. He was elected to the Senate in 2020, beating Martha McSally, a fellow military pilot appointed to Mr. McCain's seat after his death, and then won a full term in 2022 by defeating a Trump-backed conservative, Blake Masters, by nearly five percentage points.</w:t>
+        <w:br/>
+        <w:t>Meghan McCain, a conservative media personality and the senator's daughter, estimated that about 15 percent of Arizona Republicans remained in the McCain wing. Mr. Kelly has been "not just respectful" to her father's legacy, she said, but "I'd go so far as deferential."</w:t>
+        <w:br/>
+        <w:t>"He's smart, he's charismatic, he has a vision," Cindy McCain, Mr. McCain's widow, said in an interview. "You look at his record and who he is as a person, he's a very lovely man, and of course he brings Arizona."</w:t>
+        <w:br/>
+        <w:t>With Mr. Kelly's personal history comes a mystique that cannot be manufactured. Paul Fujimura, a former Naval flight officer who flew an A-6 Intruder with Mr. Kelly for two years, remembered being asked during the Gulf War to go after an Iraqi patrol boat making a run for it out of Kuwait Harbor. Mr. Kelly wanted to attack, but that meant a hard, 135-degree turn at 200 feet above the water, under heavy antiaircraft fire, and bringing another plane that was flying cover with them. At Mr. Kelly's order, they went ahead and sank the boat.</w:t>
+        <w:br/>
+        <w:t>"To order somebody else to go forward and put their life on the line is a heavy, heavy, heavy responsibility," said Mr. Fujimura, a senior official in the Transportation Security Administration who this weekend will take over international programs at the U.S. Naval Academy. "You've got to be decisive, and you have to commit. It takes courage."</w:t>
+        <w:br/>
+        <w:t>During Ms. Giffords's first House run, in 2006, women at her campaign events wanted to know if she was really dating an astronaut, and if so, what was he like. As she painstakingly recovered from her brain injury, he was seen in the state as her steadfast supporter, even from space.</w:t>
+        <w:br/>
+        <w:t>His willingness to stand by — and sometimes in the shadow of — a famous political woman has not been lost on Ms. Harris's team, Democrats say. He has ties to the vice president from their time together in the Capitol, where she has served as the tiebreaking president of the Senate. His Senate chief of staff, Jennifer Cox, came from his wife's sprawling political operation and is on leave to lead the Harris campaign in Arizona.</w:t>
+        <w:br/>
+        <w:t>His standard campaign uniform, a Navy flight jacket and ship cap, is recognizable with blue-collar audiences anywhere; he has been stumping with endangered Senate Democrats across the country. He even has cordial relations with Elon Musk, now an avatar of the right, having served on a safety panel for Mr. Musk's company SpaceX.</w:t>
+        <w:br/>
+        <w:t>And Arizona Democrats are behind him. The state party's executive board on Wednesday formally endorsed Mr. Kelly to be the vice-presidential nominee.</w:t>
+        <w:br/>
+        <w:t>"It would be good for Arizona as a border state, and it would be good for our country," said Raquel Terán, a former chair of the Arizona Democratic Party now running for the House. "He is a coalition builder, and he knows how to get things done."</w:t>
+        <w:br/>
+        <w:t>Mr. Kelly, who declined to be interviewed for this article, has his drawbacks. If a Harris-Kelly ticket captured the White House, the Democratic governor of Arizona, Katie Hobbs, would appoint a Democratic replacement for Mr. Kelly in the Senate next year, but the seat would be subject to an early special election in 2026, potentially putting it at risk. (Mr. Kelly does not face re-election until 2028.)</w:t>
+        <w:br/>
+        <w:t>Daniel Scarpinato, a Republican operative in the state, noted that Mr. Kelly was not a barnburner on the stump. In Washington, the senator has often been overshadowed legislatively by Senator Kyrsten Sinema, the Democrat-turned-independent who helped craft some of Mr. Biden's signature accomplishments, especially the infrastructure law.</w:t>
+        <w:br/>
+        <w:t>Mr. Kelly has also not faced the harsh spotlight of a national campaign, and has potential political liabilities like a high-altitude surveillance balloon company he helped found with Chinese venture capital, Mr. Scarpinato said.</w:t>
+        <w:br/>
+        <w:t>But like other Republicans, Mr. Scarpinato circled back to the border, and Mr. Kelly's deft handling of it, as a huge boon to a Democratic ticket.</w:t>
+        <w:br/>
+        <w:t>John Giles, the Republican mayor of Mesa, Ariz., a sprawling suburb of Phoenix in critical Maricopa County, agreed.</w:t>
+        <w:br/>
+        <w:t>"He's a wonky, nerdy guy who has to know the details of how things work," he said. "He's not a superficial guy."</w:t>
+        <w:br/>
+        <w:t>Mr. Kelly's approach to the border embraces barriers like Mr. Trump's wall in some places, though not across the entire frontier. He has also called for an immigration policy that treats migrants with respect and maintains asylum options. Most of all, he has pushed back against politicians (he does not say Republicans) who have swept into Arizona's borderlands since the George W. Bush administration, held photo opportunities and partisan news conferences, and then returned to Washington only to snuff out legislative solutions and preserve their political talking points.</w:t>
+        <w:br/>
+        <w:t>Local officials say Mr. Kelly is attuned to the complexities of the issue and grasps the difference between a smuggler's haven like Cochise County, which includes Douglas, and a major port of entry like Yuma, Ariz., where migrants cross legally, appeal for asylum and are often released pending their court date.</w:t>
+        <w:br/>
+        <w:t>Douglas's police chief, Kraig Fullen, remembered when the only border barrier between his city and its southern sister, Agua Prieta, was a dilapidated fence. Now, there are immigration officials, surveillance cameras and a towering metal fence the color of rust.</w:t>
+        <w:br/>
+        <w:t>As Mexican criminal organizations have grown more sophisticated, law enforcement officials said, their smuggling operations have, too. Sheriff's deputies arrest people from across the country, some of them teenagers, who have been lured on social media apps like TikTok to drive migrants through the desert for a few thousand dollars a night.</w:t>
+        <w:br/>
+        <w:t>When the numbers of migrants began to climb to new heights last year, a Catholic church in Douglas transformed itself into a shelter. Volunteers collected donations and helped the newcomers.</w:t>
+        <w:br/>
+        <w:t>"We're a town of 17,000," said Mr. Huish, the Douglas mayor. "We have zero capabilities of handling even 30 people staying overnight and waiting for transport out."</w:t>
+        <w:br/>
+        <w:t>Mr. Kelly is well aware. After Mr. Biden changed the nation's asylum policies by executive order last month to try to slow the flow of migrants, the senator called Mr. Huish to ask if the change was working. But the flow of migrants had already slowed considerably, Mr. Huish said.</w:t>
+        <w:br/>
+        <w:t>Now, he was focused on restoring an orderly flow of goods and people through a formal port of entry, complete with major infrastructure improvements that his senator, Mr. Kelly, is trying to secure.</w:t>
+        <w:br/>
+        <w:t>If anything, Mr. Huish said, he is worried about Mr. Trump's promise of across-the-board tariffs on most imports, including those that would cross at a new Douglas port of entry.</w:t>
+        <w:br/>
+        <w:t>"That could be a problem," he said.</w:t>
+        <w:br/>
+        <w:t>PHOTOS: Mark Kelly at the White House, above; a 2013 hearing on gun violence with his wife, Gabrielle Giffords, who was injured in a shooting; and in 2006 with the crew of the Shuttle Discovery. As senator, he has pushed to make Douglas, Ariz., lower left, a U.S. point of entry. (PHOTOGRAPHS BY ROD LAMKEY, JR. FOR NEW YORK TIMES; DOUG MILLS/THE NEW YORK TIMES; CHANG W. LEE/THE NEW YORK TIMES; PAUL RATJE FOR THE NEW YORK TIMES) This article appeared in print on page A10.</w:t>
       </w:r>
     </w:p>
     <w:sectPr>

--- a/example_articles/occupations/Multiple/3.occupations_Multiple_New_York_Times.docx
+++ b/example_articles/occupations/Multiple/3.occupations_Multiple_New_York_Times.docx
@@ -7,7 +7,7 @@
         <w:pStyle w:val="Heading1"/>
       </w:pPr>
       <w:r>
-        <w:t>Spaceman, Senator, V.P. Pick? Kamala Harris Sizes Up Mark Kelly.</w:t>
+        <w:t>G.O.P. Leader in Albany Faces Party Fight on Ending Rent Rules</w:t>
       </w:r>
     </w:p>
     <w:p>
@@ -17,22 +17,22 @@
     </w:p>
     <w:p>
       <w:r>
-        <w:t>Date: 2024-07-26</w:t>
+        <w:t>Date: 1997-01-13</w:t>
       </w:r>
     </w:p>
     <w:p>
       <w:r>
-        <w:t>Section: US; politics</w:t>
+        <w:t>Section: Section A; ; Section A; Page 1; Column 4; Metropolitan Desk ; Column 4;</w:t>
       </w:r>
     </w:p>
     <w:p>
       <w:r>
-        <w:t>Source file: NYT/2.DOCX</w:t>
+        <w:t>Source file: NYT/47.DOCX</w:t>
       </w:r>
     </w:p>
     <w:p>
       <w:r>
-        <w:t>Raw occupations result, 'occupations': ['Other: Border/immigration enforcement-related roles (local police, sheriff deputies)', 'Service']</w:t>
+        <w:t>Raw occupations result, 'occupations': ['Service', 'Other: Rent-regulated tenants (residential renters)']</w:t>
       </w:r>
     </w:p>
     <w:p>
@@ -49,83 +49,55 @@
     </w:p>
     <w:p>
       <w:r>
-        <w:t>The rugged border lands around Douglas, Ariz., dip through precipitous canyons and shoot skyward on rocky mountain walls, impossible terrain for a 30-foot steel bollard wall but not for the cartels smuggling people and contraband from Mexico.</w:t>
+        <w:t>Just weeks after calling for ending almost all rent regulations, the Republican leader of the State Senate faces a potential revolt among some Republicans that could derail his plans for sweeping changes to the system.</w:t>
         <w:br/>
-        <w:t>Senator Mark Kelly, an Arizona Democrat under consideration to be Vice President Kamala Harris's running mate, knows this expanse well — a fact that even the state's Republicans acknowledge.</w:t>
+        <w:t>In interviews over recent days, six Republican State Senators or their aides expressed strong opposition to the proposal by Joseph L. Bruno, the Senate majority leader, to abolish rent protections for almost all tenants but the elderly, disabled and poor.</w:t>
         <w:br/>
-        <w:t>Donald Huish, the G.O.P. mayor of Douglas, recounted a phone call with Mr. Kelly two weeks ago, when the two men talked through progress on making the small city an official, expanded port of entry into the United States. The senator has pushed hard for the move, and Mr. Huish has embraced it. Both of them see the plan as a way to inject economic stability into the region and possibly defang the coyotes and cartels prowling the passes.</w:t>
+        <w:t>Because the Republicans hold only a five-vote majority in the Senate, the potential for six defections raises serious questions about whether Mr. Bruno can deliver on his pledge to end the rent regulations, which currently limit rent increases for about 1.2 million apartments, nearly all of them in New York City and its suburbs.</w:t>
         <w:br/>
-        <w:t>"What gets me about Senator Kelly is, yes, we're in touch with staff on the issues, but he personally calls me on a regular basis, and I feel comfortable calling him," said Mr. Huish, who identifies as a strongly conservative Republican. "I'm sure he's taken some heat from some of his party concerning the border, but he understands it."</w:t>
+        <w:t>The opposition also potentially weakens Mr. Bruno's bargaining position in coming negotiations with the Democratic leaders of the State Assembly on this issue. Not only that, Mr. Bruno had been expected to use rent regulations as a bargaining chip to gain concessions on other issues, like tax cuts.</w:t>
         <w:br/>
-        <w:t>Mr. Kelly, 60, is a relative newcomer to politics. But he would bring to the Democratic ticket a résumé as remarkable as any political consultant could dream of: He is the working-class son of New Jersey police officers, a Navy pilot who flew 39 combat missions off the U.S.S. Midway in Operation Desert Storm, and a NASA astronaut and engineer who collected debris from the Columbia disaster, commanded a shuttle as the United States returned to space and flew the Space Shuttle Endeavour's final mission.</w:t>
+        <w:t>Senator Bruno has vowed to allow the current rules to die a quick death when they expire next June if Assembly Democrats do not agree to phase out almost all rent rules by 1999. But that would expose a number of Republicans representing areas with high concentrations of tenants to attacks back home in their own districts, where tenants' groups and Democrats have vowed to make rent regulation a campaign issue.</w:t>
         <w:br/>
-        <w:t>Oh, and he is married to Gabrielle Giffords, the former Arizona representative whose near-fatal brain injury in a mass shooting made her a symbol against gun violence, in her battleground state and beyond.</w:t>
+        <w:t>In fact, Democrats in the Senate say they will try to force a vote on a bill extending the rent protections if Mr. Bruno continues to stake out his current position on the issue.</w:t>
         <w:br/>
-        <w:t>All of that could be hugely helpful to Ms. Harris as she tries to recapture momentum among working-class voters and keep Arizona, where former President Donald J. Trump has been gaining an edge, winnable for Democrats.</w:t>
+        <w:t>"Joe has put a lot of his own members at risk," said Martin Connor, a Senator from Brooklyn who is the leader of the Senate Democrats. "Why would I let them off the hook politically? They say they support rent regulations. They'll get a chance to prove it one way or the other."</w:t>
         <w:br/>
-        <w:t>But Mr. Kelly's special appeal, beyond what other potential running mates from swing states could provide, is his expertise on the technical issues and politics of the U.S.-Mexico border, perhaps Ms. Harris's biggest vulnerability, his backers say.</w:t>
+        <w:t>While a couple of senators say they would seriously consider joining Democrats in supporting a bill extending the current rent laws, it is far from clear whether such a bipartisan coalition could produce enough votes in the Senate to keep rent regulations intact. But what is clear is that a considerable number of Senate Republicans support a compromise measure that would change the rent regulations far less than Mr. Bruno wants.</w:t>
         <w:br/>
-        <w:t>"That's why I appreciate Senator Kelly: He sees the dichotomies, the differences, the challenges that are not all the same on the border," Mr. Huish said.</w:t>
+        <w:t>But in an interview, Mr. Bruno played down the dissent among his members, saying that he did not expect every one of his members to agree with his postion. He also suggested that he did not expect enough to join with Democrats to pass a bill that he opposed.</w:t>
         <w:br/>
-        <w:t>A Trump supporter, Mr. Huish said he was not a fan of Ms. Harris. "Her heart's in the right place," he said. "Her policies are in the wrong place." But if Mr. Kelly joined the ticket, he said, it would cause him to "struggle a little bit" with this vote.</w:t>
+        <w:t>"The bottom line is that rent controls sunsets," he said, referring to the June 15 expiration of the law. "You need to pass a bill to keep it alive. Six do not pass a bill."</w:t>
         <w:br/>
-        <w:t>Other vice-presidential contenders, like Gov. Andy Beshear of Kentucky and Gov. Roy Cooper of North Carolina, have made their reputations by winning over Republican voters. Two other governors in the mix, Josh Shapiro of Pennsylvania and Gretchen Whitmer of Michigan, hail from states that are perhaps more crucial to Democratic fortunes than Arizona, which, while President Biden carried it narrowly in 2020, was more of a capstone to his victory than a linchpin.</w:t>
+        <w:t>Mr. Bruno's problems are compounded because his stance could hurt important Republicans outside the Senate, including Mayor Rudolph W. Giuliani, who is up for re-election this year and who has said he does not see any need for weakening rent protections in New York City now.</w:t>
         <w:br/>
-        <w:t>Mr. Kelly's political identity is tied directly to his appeal to Republicans — not just voters but also politicians and personalities — in a state where the Grand Old Party is bitterly divided between old-line Republicans allied with the legacy of Senator John McCain and a new guard of Trump loyalists who hold their intraparty rivals in contempt.</w:t>
+        <w:t>Many Democrats say the Senate leader's position provides them the opportunity to paint Mr. Giuliani and other Republicans, like Gov. George E. Pataki, who is running for re-election next year, as members of a party bent on stripping away such safeguards for working-class people.</w:t>
         <w:br/>
-        <w:t>As a fellow Navy combat pilot, Mr. Kelly bonded with Mr. McCain well before he entered politics, when he was best known in the state as Ms. Giffords's husband. He was elected to the Senate in 2020, beating Martha McSally, a fellow military pilot appointed to Mr. McCain's seat after his death, and then won a full term in 2022 by defeating a Trump-backed conservative, Blake Masters, by nearly five percentage points.</w:t>
+        <w:t>Within the Senate itself, Mr. Bruno is under particular pressure to tread cautiously because the opposition to his proposal is coming from highly influential Republicans who fill the Senate's leadership ranks. The members include Nicholas A. Spano, who is chairman of the politically potent Westchester County Republican Party; Guy J. Velella, a Senator from the Bronx who also is a key fund-raiser for Republicans and leads the local party in that borough, and Dean G. Skelos, a Long Island legislator who, as the Senate's deputy majority leader, is widely regarded as a potential successor to Mr. Bruno.</w:t>
         <w:br/>
-        <w:t>Meghan McCain, a conservative media personality and the senator's daughter, estimated that about 15 percent of Arizona Republicans remained in the McCain wing. Mr. Kelly has been "not just respectful" to her father's legacy, she said, but "I'd go so far as deferential."</w:t>
+        <w:t>"I feel that the current regulations in place affecting Westchester tenants are the appropriate way to go," Mr. Spano said. "I think that it is an appropriate place for Senator Bruno to begin negotiating. But everything is subject to compromise in the state capital. I expect that will happen."</w:t>
         <w:br/>
-        <w:t>"He's smart, he's charismatic, he has a vision," Cindy McCain, Mr. McCain's widow, said in an interview. "You look at his record and who he is as a person, he's a very lovely man, and of course he brings Arizona."</w:t>
+        <w:t>Jane Petrik, a spokeswoman for Senator Velella, said he had a similar position on the matter.</w:t>
         <w:br/>
-        <w:t>With Mr. Kelly's personal history comes a mystique that cannot be manufactured. Paul Fujimura, a former Naval flight officer who flew an A-6 Intruder with Mr. Kelly for two years, remembered being asked during the Gulf War to go after an Iraqi patrol boat making a run for it out of Kuwait Harbor. Mr. Kelly wanted to attack, but that meant a hard, 135-degree turn at 200 feet above the water, under heavy antiaircraft fire, and bringing another plane that was flying cover with them. At Mr. Kelly's order, they went ahead and sank the boat.</w:t>
+        <w:t>"The Senator is firmly in favor of preserving the laws as they now exist." she said. "He is fighting to preserve the laws as they currently exist."</w:t>
         <w:br/>
-        <w:t>"To order somebody else to go forward and put their life on the line is a heavy, heavy, heavy responsibility," said Mr. Fujimura, a senior official in the Transportation Security Administration who this weekend will take over international programs at the U.S. Naval Academy. "You've got to be decisive, and you have to commit. It takes courage."</w:t>
+        <w:t>The issue is so volatile that some Republican Senators have privately acknowledged that they are counting on Assembly Speaker Sheldon Silver, a Democrat from Manhattan, to refuse to act on a variety of issues dear to Mr. Bruno until the Senate leader agrees to restore most of the current rent protections. As one Senator who spoke on condition of anonymity put it: "What we expect Shelly will do is find something that is important to Bruno and hold it up."</w:t>
         <w:br/>
-        <w:t>During Ms. Giffords's first House run, in 2006, women at her campaign events wanted to know if she was really dating an astronaut, and if so, what was he like. As she painstakingly recovered from her brain injury, he was seen in the state as her steadfast supporter, even from space.</w:t>
+        <w:t>Mr. Bruno's plan calls for suspending rent regulations for most but not all apartments that become vacant after June 15, 1997, permitting landlords to charge whatever the market would allow. He would also expand so-called luxury decrontrol of more higher-priced apartments. Under luxury decontrol, apartments that rent for $2,000 a month or more and have occupants with annual incomes of more than $250,000 for two consecutive years lose their rent protections. Mr. Bruno has not said by how much he would seek to lower those thresholds.</w:t>
         <w:br/>
-        <w:t>His willingness to stand by — and sometimes in the shadow of — a famous political woman has not been lost on Ms. Harris's team, Democrats say. He has ties to the vice president from their time together in the Capitol, where she has served as the tiebreaking president of the Senate. His Senate chief of staff, Jennifer Cox, came from his wife's sprawling political operation and is on leave to lead the Harris campaign in Arizona.</w:t>
+        <w:t>But even as he has threatened to allow rent regulations to expire in June unless he gets his way, Mr. Bruno has begun to soften his stance, as his fellow party members have privately voiced their opposition. In a speech before landlords last month, for example, he proposed abolishing rent regulation for all tenants but the elderly and the disabled. But then a few weeks later, he said he would support maintaining protections for poor renters as well, though he did not say who would qualify as poor.</w:t>
         <w:br/>
-        <w:t>His standard campaign uniform, a Navy flight jacket and ship cap, is recognizable with blue-collar audiences anywhere; he has been stumping with endangered Senate Democrats across the country. He even has cordial relations with Elon Musk, now an avatar of the right, having served on a safety panel for Mr. Musk's company SpaceX.</w:t>
+        <w:t>Even so, a number of Republicans senators apparently want him to moderate his position further.</w:t>
         <w:br/>
-        <w:t>And Arizona Democrats are behind him. The state party's executive board on Wednesday formally endorsed Mr. Kelly to be the vice-presidential nominee.</w:t>
+        <w:t>Senator Frank Padavan, a Republican from Queens, said he would consider joining Democrats to extend the rent regulations if necessary.</w:t>
         <w:br/>
-        <w:t>"It would be good for Arizona as a border state, and it would be good for our country," said Raquel Terán, a former chair of the Arizona Democratic Party now running for the House. "He is a coalition builder, and he knows how to get things done."</w:t>
+        <w:t>"I am opposed to Senator Bruno's proposal," he said. "I will do whatever I can to prevent rent protections from expiring."</w:t>
         <w:br/>
-        <w:t>Mr. Kelly, who declined to be interviewed for this article, has his drawbacks. If a Harris-Kelly ticket captured the White House, the Democratic governor of Arizona, Katie Hobbs, would appoint a Democratic replacement for Mr. Kelly in the Senate next year, but the seat would be subject to an early special election in 2026, potentially putting it at risk. (Mr. Kelly does not face re-election until 2028.)</w:t>
+        <w:t>Senator Roy M. Goodman, a Manhattan Republican who represents the Upper East Side, said he too would consider joining Democrats. "This is not a party issue," he said. "This transcends party. It goes to the heart of my district."</w:t>
         <w:br/>
-        <w:t>Daniel Scarpinato, a Republican operative in the state, noted that Mr. Kelly was not a barnburner on the stump. In Washington, the senator has often been overshadowed legislatively by Senator Kyrsten Sinema, the Democrat-turned-independent who helped craft some of Mr. Biden's signature accomplishments, especially the infrastructure law.</w:t>
+        <w:t>Mr. Skelos, the Republican from Long Island who is a close ally of Mr. Bruno, did not return telephone calls requesting an interview on the subject. But Brent Bogardus, his executive assistant, said the Senator's general position is that rent protections should be extended for middle-class people and that he probably would not go as far as Mr. Bruno's proposal.</w:t>
         <w:br/>
-        <w:t>Mr. Kelly has also not faced the harsh spotlight of a national campaign, and has potential political liabilities like a high-altitude surveillance balloon company he helped found with Chinese venture capital, Mr. Scarpinato said.</w:t>
-        <w:br/>
-        <w:t>But like other Republicans, Mr. Scarpinato circled back to the border, and Mr. Kelly's deft handling of it, as a huge boon to a Democratic ticket.</w:t>
-        <w:br/>
-        <w:t>John Giles, the Republican mayor of Mesa, Ariz., a sprawling suburb of Phoenix in critical Maricopa County, agreed.</w:t>
-        <w:br/>
-        <w:t>"He's a wonky, nerdy guy who has to know the details of how things work," he said. "He's not a superficial guy."</w:t>
-        <w:br/>
-        <w:t>Mr. Kelly's approach to the border embraces barriers like Mr. Trump's wall in some places, though not across the entire frontier. He has also called for an immigration policy that treats migrants with respect and maintains asylum options. Most of all, he has pushed back against politicians (he does not say Republicans) who have swept into Arizona's borderlands since the George W. Bush administration, held photo opportunities and partisan news conferences, and then returned to Washington only to snuff out legislative solutions and preserve their political talking points.</w:t>
-        <w:br/>
-        <w:t>Local officials say Mr. Kelly is attuned to the complexities of the issue and grasps the difference between a smuggler's haven like Cochise County, which includes Douglas, and a major port of entry like Yuma, Ariz., where migrants cross legally, appeal for asylum and are often released pending their court date.</w:t>
-        <w:br/>
-        <w:t>Douglas's police chief, Kraig Fullen, remembered when the only border barrier between his city and its southern sister, Agua Prieta, was a dilapidated fence. Now, there are immigration officials, surveillance cameras and a towering metal fence the color of rust.</w:t>
-        <w:br/>
-        <w:t>As Mexican criminal organizations have grown more sophisticated, law enforcement officials said, their smuggling operations have, too. Sheriff's deputies arrest people from across the country, some of them teenagers, who have been lured on social media apps like TikTok to drive migrants through the desert for a few thousand dollars a night.</w:t>
-        <w:br/>
-        <w:t>When the numbers of migrants began to climb to new heights last year, a Catholic church in Douglas transformed itself into a shelter. Volunteers collected donations and helped the newcomers.</w:t>
-        <w:br/>
-        <w:t>"We're a town of 17,000," said Mr. Huish, the Douglas mayor. "We have zero capabilities of handling even 30 people staying overnight and waiting for transport out."</w:t>
-        <w:br/>
-        <w:t>Mr. Kelly is well aware. After Mr. Biden changed the nation's asylum policies by executive order last month to try to slow the flow of migrants, the senator called Mr. Huish to ask if the change was working. But the flow of migrants had already slowed considerably, Mr. Huish said.</w:t>
-        <w:br/>
-        <w:t>Now, he was focused on restoring an orderly flow of goods and people through a formal port of entry, complete with major infrastructure improvements that his senator, Mr. Kelly, is trying to secure.</w:t>
-        <w:br/>
-        <w:t>If anything, Mr. Huish said, he is worried about Mr. Trump's promise of across-the-board tariffs on most imports, including those that would cross at a new Douglas port of entry.</w:t>
-        <w:br/>
-        <w:t>"That could be a problem," he said.</w:t>
-        <w:br/>
-        <w:t>PHOTOS: Mark Kelly at the White House, above; a 2013 hearing on gun violence with his wife, Gabrielle Giffords, who was injured in a shooting; and in 2006 with the crew of the Shuttle Discovery. As senator, he has pushed to make Douglas, Ariz., lower left, a U.S. point of entry. (PHOTOGRAPHS BY ROD LAMKEY, JR. FOR NEW YORK TIMES; DOUG MILLS/THE NEW YORK TIMES; CHANG W. LEE/THE NEW YORK TIMES; PAUL RATJE FOR THE NEW YORK TIMES) This article appeared in print on page A10.</w:t>
+        <w:t>"I think the Senator is confident that a continuation will be worked out," he said.</w:t>
       </w:r>
     </w:p>
     <w:sectPr>
